--- a/IT Project Scope/IT_Project_Scope_Document_v1.4.docx
+++ b/IT Project Scope/IT_Project_Scope_Document_v1.4.docx
@@ -1,6 +1,6 @@
 
 <file path=word/document.xml><?xml version="1.0" encoding="utf-8"?>
-<w:document xmlns:wpc="http://schemas.microsoft.com/office/word/2010/wordprocessingCanvas" xmlns:cx="http://schemas.microsoft.com/office/drawing/2014/chartex" xmlns:cx1="http://schemas.microsoft.com/office/drawing/2015/9/8/chartex" xmlns:mc="http://schemas.openxmlformats.org/markup-compatibility/2006" xmlns:o="urn:schemas-microsoft-com:office:office" xmlns:r="http://schemas.openxmlformats.org/officeDocument/2006/relationships" xmlns:m="http://schemas.openxmlformats.org/officeDocument/2006/math" xmlns:v="urn:schemas-microsoft-com:vml" xmlns:wp14="http://schemas.microsoft.com/office/word/2010/wordprocessingDrawing" xmlns:wp="http://schemas.openxmlformats.org/drawingml/2006/wordprocessingDrawing" xmlns:w10="urn:schemas-microsoft-com:office:word" xmlns:w="http://schemas.openxmlformats.org/wordprocessingml/2006/main" xmlns:w14="http://schemas.microsoft.com/office/word/2010/wordml" xmlns:w15="http://schemas.microsoft.com/office/word/2012/wordml" xmlns:w16se="http://schemas.microsoft.com/office/word/2015/wordml/symex" xmlns:wpg="http://schemas.microsoft.com/office/word/2010/wordprocessingGroup" xmlns:wpi="http://schemas.microsoft.com/office/word/2010/wordprocessingInk" xmlns:wne="http://schemas.microsoft.com/office/word/2006/wordml" xmlns:wps="http://schemas.microsoft.com/office/word/2010/wordprocessingShape" mc:Ignorable="w14 w15 w16se wp14">
+<w:document xmlns:wpc="http://schemas.microsoft.com/office/word/2010/wordprocessingCanvas" xmlns:cx="http://schemas.microsoft.com/office/drawing/2014/chartex" xmlns:cx1="http://schemas.microsoft.com/office/drawing/2015/9/8/chartex" xmlns:cx2="http://schemas.microsoft.com/office/drawing/2015/10/21/chartex" xmlns:cx3="http://schemas.microsoft.com/office/drawing/2016/5/9/chartex" xmlns:cx4="http://schemas.microsoft.com/office/drawing/2016/5/10/chartex" xmlns:cx5="http://schemas.microsoft.com/office/drawing/2016/5/11/chartex" xmlns:cx6="http://schemas.microsoft.com/office/drawing/2016/5/12/chartex" xmlns:cx7="http://schemas.microsoft.com/office/drawing/2016/5/13/chartex" xmlns:cx8="http://schemas.microsoft.com/office/drawing/2016/5/14/chartex" xmlns:mc="http://schemas.openxmlformats.org/markup-compatibility/2006" xmlns:aink="http://schemas.microsoft.com/office/drawing/2016/ink" xmlns:am3d="http://schemas.microsoft.com/office/drawing/2017/model3d" xmlns:o="urn:schemas-microsoft-com:office:office" xmlns:oel="http://schemas.microsoft.com/office/2019/extlst" xmlns:r="http://schemas.openxmlformats.org/officeDocument/2006/relationships" xmlns:m="http://schemas.openxmlformats.org/officeDocument/2006/math" xmlns:v="urn:schemas-microsoft-com:vml" xmlns:wp14="http://schemas.microsoft.com/office/word/2010/wordprocessingDrawing" xmlns:wp="http://schemas.openxmlformats.org/drawingml/2006/wordprocessingDrawing" xmlns:w10="urn:schemas-microsoft-com:office:word" xmlns:w="http://schemas.openxmlformats.org/wordprocessingml/2006/main" xmlns:w14="http://schemas.microsoft.com/office/word/2010/wordml" xmlns:w15="http://schemas.microsoft.com/office/word/2012/wordml" xmlns:w16cex="http://schemas.microsoft.com/office/word/2018/wordml/cex" xmlns:w16cid="http://schemas.microsoft.com/office/word/2016/wordml/cid" xmlns:w16="http://schemas.microsoft.com/office/word/2018/wordml" xmlns:w16du="http://schemas.microsoft.com/office/word/2023/wordml/word16du" xmlns:w16sdtdh="http://schemas.microsoft.com/office/word/2020/wordml/sdtdatahash" xmlns:w16sdtfl="http://schemas.microsoft.com/office/word/2024/wordml/sdtformatlock" xmlns:w16se="http://schemas.microsoft.com/office/word/2015/wordml/symex" xmlns:wpg="http://schemas.microsoft.com/office/word/2010/wordprocessingGroup" xmlns:wpi="http://schemas.microsoft.com/office/word/2010/wordprocessingInk" xmlns:wne="http://schemas.microsoft.com/office/word/2006/wordml" xmlns:wps="http://schemas.microsoft.com/office/word/2010/wordprocessingShape" mc:Ignorable="w14 w15 w16se w16cid w16 w16cex w16sdtdh w16sdtfl w16du wp14">
   <w:body>
     <w:p>
       <w:pPr>
@@ -21,7 +21,6 @@
         </w:rPr>
         <w:t> </w:t>
       </w:r>
-      <w:bookmarkStart w:id="0" w:name="_GoBack"/>
       <w:r>
         <w:rPr>
           <w:rFonts w:ascii="Times New Roman" w:eastAsia="Times New Roman" w:hAnsi="Times New Roman" w:cs="Times New Roman"/>
@@ -32,7 +31,6 @@
         </w:rPr>
         <w:t>In Scope</w:t>
       </w:r>
-      <w:bookmarkEnd w:id="0"/>
     </w:p>
     <w:p>
       <w:pPr>
@@ -293,75 +291,100 @@
             <w:hideMark/>
           </w:tcPr>
           <w:p>
-            <w:pPr>
-              <w:spacing w:after="0" w:line="240" w:lineRule="auto"/>
-              <w:rPr>
-                <w:rFonts w:ascii="Arial" w:eastAsia="Times New Roman" w:hAnsi="Arial" w:cs="Arial"/>
-                <w:lang w:eastAsia="en-IN"/>
-              </w:rPr>
-            </w:pPr>
-            <w:r>
-              <w:t>Source: User management FRS V2.6; citizen registration in FRS – Kaveri 2.0 v0.2.38.</w:t>
+            <w:r>
+              <w:t>Citizen (Public):</w:t>
+            </w:r>
+          </w:p>
+          <w:p>
+            <w:r>
+              <w:t>Instant self-registration, with no approval. The citizen chooses a preferred Username, unique across the User Master.</w:t>
+            </w:r>
+          </w:p>
+          <w:p>
+            <w:r>
+              <w:t>Email OTP and mobile OTP are both verified before the account is created. Aadhaar e-KYC must succeed before creation.</w:t>
+            </w:r>
+          </w:p>
+          <w:p>
+            <w:r>
+              <w:t>Login: Username + Captcha + OTP sent only to the registered mobile.</w:t>
+            </w:r>
+          </w:p>
+          <w:p>
+            <w:r>
+              <w:t>Lost-mobile reset before login: Aadhaar e-KYC, plus a single-use PIN to the registered email, then OTP on the new mobile.</w:t>
             </w:r>
           </w:p>
           <w:p/>
           <w:p>
             <w:r>
-              <w:t>Citizen / Applicant:</w:t>
-            </w:r>
-          </w:p>
-          <w:p>
-            <w:r>
-              <w:t>Account creation, login, forgot password; Email / Mobile OTP verification.</w:t>
-            </w:r>
-          </w:p>
-          <w:p>
-            <w:r>
-              <w:t>Mobile OTP-based login (also required for Digital e-Stamp) alongside email login.</w:t>
-            </w:r>
-          </w:p>
-          <w:p>
-            <w:r>
-              <w:t>Aadhaar-based e-KYC for citizens where mandated by flow.</w:t>
+              <w:t>DSR Officers:</w:t>
+            </w:r>
+          </w:p>
+          <w:p>
+            <w:r>
+              <w:t>Created only by an authorised administrator. Username is the KGID.</w:t>
+            </w:r>
+          </w:p>
+          <w:p>
+            <w:r>
+              <w:t>Login: KGID + Captcha + Face authentication or Biometrics (no OTP). If more than one sanctioned post is active, the officer selects the post for that session.</w:t>
+            </w:r>
+          </w:p>
+          <w:p>
+            <w:r>
+              <w:t>Additional charge of a wholly unoccupied subordinate post in the same session, without logout.</w:t>
+            </w:r>
+          </w:p>
+          <w:p>
+            <w:r>
+              <w:t>After login, the officer may change the registered mobile (OTP on the new number). There is no pre-login self-service reset.</w:t>
+            </w:r>
+          </w:p>
+          <w:p>
+            <w:r>
+              <w:t>Lifecycle: sanctioned-post assignment; Transfer Out / Relieving and Transfer In (only when the target post has vacant capacity, and only within office span and the immediate-parent post); midnight occupancy-refresh job; Temporary Absence (Leave / OOD / Other) and Temporary Charge.</w:t>
+            </w:r>
+          </w:p>
+          <w:p>
+            <w:r>
+              <w:t>Absence does not free the post, and login is blocked while an absence is in effect.</w:t>
             </w:r>
           </w:p>
           <w:p/>
           <w:p>
             <w:r>
-              <w:t>Department users:</w:t>
-            </w:r>
-          </w:p>
-          <w:p>
-            <w:r>
-              <w:t>Admin hierarchy – Super Admin (DIGR Admin), DRO Admin, SRO Admin.</w:t>
-            </w:r>
-          </w:p>
-          <w:p>
-            <w:r>
-              <w:t>Masters – Office, Post, User Type, Role; Map modules / sub-modules / functions to Roles (RBAC).</w:t>
-            </w:r>
-          </w:p>
-          <w:p>
-            <w:r>
-              <w:t>User lifecycle – Create / View / Edit user (KGID for Government Appointee); Activate / Deactivate.</w:t>
-            </w:r>
-          </w:p>
-          <w:p>
-            <w:r>
-              <w:t>Deputation / Leave management; Transfer; Promotion.</w:t>
-            </w:r>
-          </w:p>
-          <w:p>
-            <w:r>
-              <w:t>Authentication – KGID / biometric / face as applicable for department users.</w:t>
+              <w:t>Other Department users:</w:t>
+            </w:r>
+          </w:p>
+          <w:p>
+            <w:r>
+              <w:t>Created only by an authorised administrator. Username is Department Code plus Employee ID or KGID. Exactly one role; an optional end date deactivates the user.</w:t>
+            </w:r>
+          </w:p>
+          <w:p>
+            <w:r>
+              <w:t>Login: Username + Captcha + OTP to the registered mobile (no biometrics).</w:t>
+            </w:r>
+          </w:p>
+          <w:p>
+            <w:r>
+              <w:t>A lost mobile number is changed by an administrator, with a reason and an audit entry. There is no pre-login self-service reset.</w:t>
             </w:r>
           </w:p>
           <w:p/>
           <w:p>
             <w:r>
-              <w:t>Boundary: Access control foundation for all other modules. External dept users (IT, Bank, Lawyer) via admin-provisioned accounts where applicable.</w:t>
-            </w:r>
-          </w:p>
+              <w:t>Administrators may create, edit, search, suspend and deactivate users. Deactivation requires a reason and is audited. SMS / email on create, suspend and deactivate.</w:t>
+            </w:r>
+          </w:p>
+          <w:p/>
+          <w:p>
+            <w:r>
+              <w:t>Reporting: user status; login audit; role and permission assignments; sanctioned-post occupancy; role-to-module mapping; contact-change and recovery; additional charge; temporary absence and temporary charge; occupancy refresh; transfer history; officer posting and service history.</w:t>
+            </w:r>
+          </w:p>
+          <w:p/>
         </w:tc>
       </w:tr>
       <w:tr>
@@ -396,6 +419,7 @@
               </w:rPr>
             </w:pPr>
             <w:r>
+              <w:lastRenderedPageBreak/>
               <w:t>IS-02</w:t>
             </w:r>
           </w:p>
@@ -450,70 +474,105 @@
             <w:hideMark/>
           </w:tcPr>
           <w:p>
-            <w:pPr>
-              <w:spacing w:after="0" w:line="240" w:lineRule="auto"/>
-              <w:rPr>
-                <w:rFonts w:ascii="Arial" w:eastAsia="Times New Roman" w:hAnsi="Arial" w:cs="Arial"/>
-                <w:lang w:eastAsia="en-IN"/>
-              </w:rPr>
-            </w:pPr>
-            <w:r>
-              <w:t>Source: Marriage Registration Module FRS V4.0.</w:t>
+            <w:r>
+              <w:t>Hindu Marriage — Online and Offline:</w:t>
+            </w:r>
+          </w:p>
+          <w:p>
+            <w:r>
+              <w:t>Form I (memorandum), Form IA (application) and Form II-A (certificate). Form II is not used.</w:t>
+            </w:r>
+          </w:p>
+          <w:p>
+            <w:r>
+              <w:t>Online: e-KYC / Face Authentication, office selection, eSign, one SR verification, payment after SR approval, SR digital signature and certificate. No printout, appointment or DEO.</w:t>
+            </w:r>
+          </w:p>
+          <w:p>
+            <w:r>
+              <w:t>Offline: if Aadhaar is available, e-KYC / Face Authentication; otherwise manual entry. SR verification before payment; payment and appointment; print Form I, Form IA and Form II-A; DEO scan and upload; second SR verification; SR digital signature and certificate.</w:t>
             </w:r>
           </w:p>
           <w:p/>
           <w:p>
             <w:r>
-              <w:t>Marriage types:</w:t>
-            </w:r>
-          </w:p>
-          <w:p>
-            <w:r>
-              <w:t>Hindu Marriage – Online and Offline (Hindu Marriage Act, 1955).</w:t>
-            </w:r>
-          </w:p>
-          <w:p>
-            <w:r>
-              <w:t>Special Marriage (Intended Marriage Notice) – Offline notice, solemnization, certificate (Special Marriage Act, 1954 / Karnataka Rules).</w:t>
-            </w:r>
-          </w:p>
-          <w:p>
-            <w:r>
-              <w:t>Special Marriage of Other Forms – Online and Offline.</w:t>
-            </w:r>
-          </w:p>
-          <w:p>
-            <w:r>
-              <w:t>Parsi Marriage (Parsi Marriage and Divorce Act, 1936) – as covered in marriage module scope.</w:t>
+              <w:lastRenderedPageBreak/>
+              <w:t>Special Marriage — Intended Marriage and Other Forms share one notice workflow, then in-person registration:</w:t>
+            </w:r>
+          </w:p>
+          <w:p>
+            <w:r>
+              <w:t>Path: if the marriage has not already taken place, Intended Marriage notice; if it has, Other Forms notice, capturing date, place and rites.</w:t>
+            </w:r>
+          </w:p>
+          <w:p>
+            <w:r>
+              <w:t>Notice — Online and Offline. Parties are captured with e-KYC / Face Authentication (offline may be manual when Aadhaar is not available). Residence of at least 30 days before the notice application (Sec. 15 / 16). SR verification, first payment, statutory notice, publication on the portal or the notice board, and a 30-day countdown.</w:t>
+            </w:r>
+          </w:p>
+          <w:p>
+            <w:r>
+              <w:t>Registration is in person at the Sub-Registrar office only. Intended Marriage: at least 30 days and not more than 90 days from publication. Other Forms: at least 30 days. Objection and enquiry, second payment, solemnization (Fourth Schedule) or Chapter III registration (Fifth Schedule), witness capture, SR digital signature and certificate.</w:t>
             </w:r>
           </w:p>
           <w:p/>
           <w:p>
             <w:r>
-              <w:t>Application has to support both Online and Offline Process.</w:t>
-            </w:r>
-          </w:p>
-          <w:p>
-            <w:r>
-              <w:t>Online – via Kaveri Application / Portal.</w:t>
-            </w:r>
-          </w:p>
-          <w:p>
-            <w:r>
-              <w:t>Offline – at SR / Marriage Office; registration by SRO / MO / FDA / SDA.</w:t>
+              <w:t>Parsi Marriage — Online and Offline:</w:t>
+            </w:r>
+          </w:p>
+          <w:p>
+            <w:r>
+              <w:t>Registers a marriage already solemnized by a Parsi priest (Ashirvad). The priest-certified Schedule II certificate is uploaded and verified by the SR. Online and offline follow the same channel pattern as Hindu Marriage.</w:t>
             </w:r>
           </w:p>
           <w:p/>
           <w:p>
             <w:r>
-              <w:t>Core capabilities: application capture, fee payment, scrutiny, joint photo / witness capture, marriage certificate generation and delivery, MIS; bilingual (Kannada / English).</w:t>
-            </w:r>
-          </w:p>
-          <w:p>
-            <w:r>
-              <w:t>Boundary: Marriage Certificate Certified Copy issuance aligns with IS-06 where applicable.</w:t>
-            </w:r>
-          </w:p>
+              <w:t>Null and Void endorsement:</w:t>
+            </w:r>
+          </w:p>
+          <w:p>
+            <w:r>
+              <w:t>SRO back-office only, on a certified court order declaring a registered marriage void or voidable (Hindu Marriage Act Sec. 11–12). Not a citizen self-service flow.</w:t>
+            </w:r>
+          </w:p>
+          <w:p/>
+          <w:p>
+            <w:r>
+              <w:t>Shared capabilities:</w:t>
+            </w:r>
+          </w:p>
+          <w:p>
+            <w:r>
+              <w:t xml:space="preserve">Citizen portal and SRO desk: apply, pay, scrutiny, approve or reject with reason, register, and issue the </w:t>
+            </w:r>
+            <w:r>
+              <w:lastRenderedPageBreak/>
+              <w:t>certificate. Applications start from an authenticated citizen session (IS-01).</w:t>
+            </w:r>
+          </w:p>
+          <w:p>
+            <w:r>
+              <w:t>Bilingual UI (English and Kannada), usable on mobile; save and resume; address per the e-Governance standard; the citizen chooses the certificate language and previews it before confirm.</w:t>
+            </w:r>
+          </w:p>
+          <w:p>
+            <w:r>
+              <w:t>Fee with receipt; SMS and email through the application lifecycle; MIS and audit; role-based access.</w:t>
+            </w:r>
+          </w:p>
+          <w:p>
+            <w:r>
+              <w:t>Sakala GSC number and service-lifecycle sync. Offline scans and the court-order upload use the shared Scanning Module.</w:t>
+            </w:r>
+          </w:p>
+          <w:p>
+            <w:r>
+              <w:t>Integrations: payment / treasury, Aadhaar e-KYC and Face Authentication, eSign, DSC, DigiLocker, SMS, email, appointment slots, Kutumba, Civil Registration System, Labour Department, Sakala, e-Janma and Marks Card for age proof.</w:t>
+            </w:r>
+          </w:p>
+          <w:p/>
         </w:tc>
       </w:tr>
       <w:tr>
@@ -548,6 +607,7 @@
               </w:rPr>
             </w:pPr>
             <w:r>
+              <w:lastRenderedPageBreak/>
               <w:t>IS-03</w:t>
             </w:r>
           </w:p>
@@ -610,90 +670,139 @@
               </w:rPr>
             </w:pPr>
             <w:r>
-              <w:t>Source: FRS – Kaveri 2.0 v0.2.38; Paperless registration-I FRS; Re-registration FRS v1.4;</w:t>
-            </w:r>
-          </w:p>
-          <w:p>
-            <w:r>
-              <w:t>K1 pending document FRS; Will after death of testator FRS; SRO Round-robin FRS;</w:t>
-            </w:r>
-          </w:p>
-          <w:p>
-            <w:r>
-              <w:t>Book-I Part-I Other Memo / Part III(b) / Rule 17(3) Filing FRSs; PoA / Witness eKYC / related notes.</w:t>
+              <w:t>2 types of flows – Paper and Paperless.</w:t>
+            </w:r>
+          </w:p>
+          <w:p>
+            <w:r>
+              <w:t>Paper – ink-signed deed, physical presentation, scan &amp; store.</w:t>
+            </w:r>
+          </w:p>
+          <w:p>
+            <w:r>
+              <w:t>Paperless – digital execution (e-Sign / DSC), biometric e-KYC, digital endorsements &amp; Sec. 60.</w:t>
             </w:r>
           </w:p>
           <w:p/>
           <w:p>
             <w:r>
-              <w:t>2 types of flows – Paper and Paperless.</w:t>
-            </w:r>
-          </w:p>
-          <w:p>
-            <w:r>
-              <w:t>Paper – ink-signed deed, physical presentation, scan &amp; store.</w:t>
-            </w:r>
-          </w:p>
-          <w:p>
-            <w:r>
-              <w:t>Paperless – digital execution (e-Sign / DSC), biometric e-KYC, digital endorsements &amp; Sec. 60.</w:t>
+              <w:t>Citizen pre-registration flow:</w:t>
+            </w:r>
+          </w:p>
+          <w:p>
+            <w:r>
+              <w:t xml:space="preserve">Type of Document (Sale, Mortgage, </w:t>
+            </w:r>
+            <w:proofErr w:type="spellStart"/>
+            <w:proofErr w:type="gramStart"/>
+            <w:r>
+              <w:t>Lease,Partition</w:t>
+            </w:r>
+            <w:proofErr w:type="spellEnd"/>
+            <w:proofErr w:type="gramEnd"/>
+            <w:r>
+              <w:t>, Gift, GPA, Will, etc.); Property Search (Bhoomi, e-</w:t>
+            </w:r>
+            <w:proofErr w:type="spellStart"/>
+            <w:r>
+              <w:t>Swathu</w:t>
+            </w:r>
+            <w:proofErr w:type="spellEnd"/>
+            <w:r>
+              <w:t>, e-</w:t>
+            </w:r>
+            <w:proofErr w:type="spellStart"/>
+            <w:r>
+              <w:t>Aasthi</w:t>
+            </w:r>
+            <w:proofErr w:type="spellEnd"/>
+            <w:r>
+              <w:t>, ULMS</w:t>
+            </w:r>
+            <w:r>
+              <w:t>, etc</w:t>
+            </w:r>
+            <w:r>
+              <w:t>); Property Schedule;</w:t>
+            </w:r>
+          </w:p>
+          <w:p>
+            <w:r>
+              <w:t xml:space="preserve">Market Valuation &amp; Fee </w:t>
+            </w:r>
+            <w:proofErr w:type="gramStart"/>
+            <w:r>
+              <w:t>Calculation ;</w:t>
+            </w:r>
+            <w:proofErr w:type="gramEnd"/>
+            <w:r>
+              <w:t xml:space="preserve"> Party Information; Document Summary; SRO Confirmation;</w:t>
+            </w:r>
+          </w:p>
+          <w:p>
+            <w:r>
+              <w:t>Payment; Appointment; Anywhere registration wit</w:t>
+            </w:r>
+            <w:r>
+              <w:t>hin sub-district</w:t>
             </w:r>
           </w:p>
           <w:p/>
           <w:p>
             <w:r>
-              <w:t>Online and Offline Process (Portal / SRO Kiosk / DEO / FDA / SDA / SR).</w:t>
+              <w:t>Department flow: allocation to DEO; biometrics; Aadhaar Authentication</w:t>
+            </w:r>
+            <w:r>
+              <w:t>.</w:t>
+            </w:r>
+          </w:p>
+          <w:p>
+            <w:r>
+              <w:lastRenderedPageBreak/>
+              <w:t>Register / Keep Pending / Withdraw / Refuse / Send back; Index I–II; J-slip to Bhoomi; scan &amp; digital sign.</w:t>
             </w:r>
           </w:p>
           <w:p/>
           <w:p>
             <w:r>
-              <w:t>Citizen pre-registration flow:</w:t>
-            </w:r>
-          </w:p>
-          <w:p>
-            <w:r>
-              <w:t>Type of Document (Sale, Mortgage, Lease, DoT, Partition, Gift, GPA, Will, etc.); Property Search (Bhoomi, e-Swathu, e-Aasthi, ULMS); Property Schedule;</w:t>
-            </w:r>
-          </w:p>
-          <w:p>
-            <w:r>
-              <w:t>Market Valuation &amp; Fee Calculation (detail under IS-04); Party Information; Document Summary; SRO Confirmation;</w:t>
-            </w:r>
-          </w:p>
-          <w:p>
-            <w:r>
-              <w:t>Payment; Appointment; Anywhere registration with Round-robin SRO scrutiny allocation.</w:t>
+              <w:t xml:space="preserve">Other </w:t>
+            </w:r>
+            <w:proofErr w:type="gramStart"/>
+            <w:r>
+              <w:t xml:space="preserve">Requirements </w:t>
+            </w:r>
+            <w:r>
+              <w:t>:</w:t>
+            </w:r>
+            <w:proofErr w:type="gramEnd"/>
+            <w:r>
+              <w:t xml:space="preserve"> Re-registration on DR/Court order; K1</w:t>
+            </w:r>
+            <w:r>
+              <w:t>/2</w:t>
+            </w:r>
+            <w:r>
+              <w:t xml:space="preserve"> pending release; Will after death (Book 3); Book-I filings; exceptional cases (delay condonation, private attendance, undervaluation/impound, PoA, etc.);</w:t>
+            </w:r>
+          </w:p>
+          <w:p>
+            <w:r>
+              <w:t xml:space="preserve">Court </w:t>
+            </w:r>
+            <w:r>
+              <w:t xml:space="preserve">Stay </w:t>
+            </w:r>
+            <w:r>
+              <w:t>Order</w:t>
+            </w:r>
+            <w:r>
+              <w:t xml:space="preserve"> search &amp; display</w:t>
+            </w:r>
+            <w:r>
+              <w:t>, Liability, Cross Reference, Sec. 68(2) Correction, Filing Document supporting modules.</w:t>
             </w:r>
           </w:p>
           <w:p/>
-          <w:p>
-            <w:r>
-              <w:t>Department flow: allocation to DEO; biometrics; Aadhaar auth scenarios (Aadhaar Authentication Requirement note);</w:t>
-            </w:r>
-          </w:p>
-          <w:p>
-            <w:r>
-              <w:t>Register / Keep Pending / Withdraw / Refuse / Send back; Index I–II; J-slip to Bhoomi; scan &amp; digital sign.</w:t>
-            </w:r>
-          </w:p>
-          <w:p/>
-          <w:p>
-            <w:r>
-              <w:t>Extended: Re-registration on DR/Court order; K1 pending release; Will after death (Book 3); Book-I filings; exceptional cases (delay condonation, private attendance, undervaluation/impound, PoA, etc.);</w:t>
-            </w:r>
-          </w:p>
-          <w:p>
-            <w:r>
-              <w:t>Court Order, Liability, Cross Reference, Sec. 68(2) Correction, Filing Document supporting modules.</w:t>
-            </w:r>
-          </w:p>
-          <w:p/>
-          <w:p>
-            <w:r>
-              <w:t>Boundary: EC (IS-05), CC (IS-06), Firm filing at DRO (IS-07), Digital e-Stamp issue (IS-08) are separate.</w:t>
-            </w:r>
-          </w:p>
         </w:tc>
       </w:tr>
       <w:tr>
@@ -758,8 +867,6 @@
                 <w:lang w:eastAsia="en-IN"/>
               </w:rPr>
             </w:pPr>
-            <w:proofErr w:type="spellStart"/>
-            <w:proofErr w:type="spellEnd"/>
             <w:r>
               <w:t>Market Valuation</w:t>
             </w:r>
@@ -786,50 +893,58 @@
           <w:p>
             <w:pPr>
               <w:spacing w:after="0" w:line="240" w:lineRule="auto"/>
-              <w:rPr>
-                <w:rFonts w:ascii="Arial" w:eastAsia="Times New Roman" w:hAnsi="Arial" w:cs="Arial"/>
-                <w:lang w:eastAsia="en-IN"/>
-              </w:rPr>
-            </w:pPr>
-            <w:r>
-              <w:t>Source: FRS – Kaveri 2.0 (Market Valuation / Fee Calculation); GIS based valuation FRS v2.1;</w:t>
-            </w:r>
-          </w:p>
-          <w:p>
-            <w:r>
-              <w:t>UPOR FRS; related valuation / fee notes in FRS Documents.</w:t>
-            </w:r>
-          </w:p>
-          <w:p/>
-          <w:p>
+            </w:pPr>
             <w:r>
               <w:t>Guideline / market value determination for stamp duty and registration fee.</w:t>
             </w:r>
           </w:p>
           <w:p>
-            <w:r>
-              <w:t>Agricultural properties – GIS-based automated valuation via Bhoomi / KSRSAC attribute fetch (GIS FRS v2.1); reduce manual road/zone discretion.</w:t>
-            </w:r>
-          </w:p>
-          <w:p>
-            <w:r>
-              <w:t>Non-agricultural – existing market valuation logic retained unless separately changed.</w:t>
-            </w:r>
-          </w:p>
-          <w:p>
-            <w:r>
-              <w:t>Citizen / SR ability to estimate EMV, Stamp Duty and Registration Fee; Form-1 / schedule based valuation at SRO.</w:t>
+            <w:pPr>
+              <w:spacing w:after="0" w:line="240" w:lineRule="auto"/>
+              <w:rPr>
+                <w:rFonts w:ascii="Arial" w:eastAsia="Times New Roman" w:hAnsi="Arial" w:cs="Arial"/>
+                <w:lang w:eastAsia="en-IN"/>
+              </w:rPr>
+            </w:pPr>
+          </w:p>
+          <w:p>
+            <w:r>
+              <w:t xml:space="preserve">Agricultural properties – GIS-based automated valuation via Bhoomi / KSRSAC attribute fetch; </w:t>
+            </w:r>
+          </w:p>
+          <w:p>
+            <w:r>
+              <w:t xml:space="preserve">Non-agricultural – </w:t>
+            </w:r>
+            <w:r>
+              <w:t>extract from the masters</w:t>
+            </w:r>
+            <w:r>
+              <w:t xml:space="preserve"> </w:t>
+            </w:r>
+          </w:p>
+          <w:p>
+            <w:r>
+              <w:t xml:space="preserve">Citizen / SR ability to estimate </w:t>
+            </w:r>
+            <w:r>
+              <w:t>Guidance Value</w:t>
+            </w:r>
+            <w:r>
+              <w:t xml:space="preserve">, Stamp Duty and Registration Fee; Form-1 / </w:t>
+            </w:r>
+            <w:proofErr w:type="gramStart"/>
+            <w:r>
+              <w:t>schedule based</w:t>
+            </w:r>
+            <w:proofErr w:type="gramEnd"/>
+            <w:r>
+              <w:t xml:space="preserve"> valuation at SRO.</w:t>
             </w:r>
           </w:p>
           <w:p>
             <w:r>
               <w:t>Article-based fee calculation integrated with Document Registration and Digital e-Stamp.</w:t>
-            </w:r>
-          </w:p>
-          <w:p/>
-          <w:p>
-            <w:r>
-              <w:t>Boundary: Valuation supports IS-03 and IS-08; CVC guideline value master / fixation process as per department valuation policy reflected in GIS/UPOR FRSs.</w:t>
             </w:r>
           </w:p>
         </w:tc>
@@ -922,58 +1037,65 @@
           <w:p>
             <w:pPr>
               <w:spacing w:after="0" w:line="240" w:lineRule="auto"/>
-              <w:rPr>
-                <w:rFonts w:ascii="Arial" w:eastAsia="Times New Roman" w:hAnsi="Arial" w:cs="Arial"/>
-                <w:lang w:eastAsia="en-IN"/>
-              </w:rPr>
-            </w:pPr>
-            <w:r>
-              <w:t>Source: FRS – Kaveri 2.0 v0.2.38 (Encumbrance Certificate); KaveriArchitecture (EC volume / K1 EC).</w:t>
+            </w:pPr>
+            <w:r>
+              <w:t>EC shows registered transactions over a property (Form 22 application; Form 15 / nil Form 16).</w:t>
+            </w:r>
+          </w:p>
+          <w:p>
+            <w:pPr>
+              <w:spacing w:after="0" w:line="240" w:lineRule="auto"/>
+              <w:rPr>
+                <w:rFonts w:ascii="Arial" w:eastAsia="Times New Roman" w:hAnsi="Arial" w:cs="Arial"/>
+                <w:lang w:eastAsia="en-IN"/>
+              </w:rPr>
+            </w:pPr>
+          </w:p>
+          <w:p>
+            <w:r>
+              <w:t xml:space="preserve">Search – property parameters (district / taluk / hobli / village / survey / property no. / extent / boundaries); </w:t>
+            </w:r>
+          </w:p>
+          <w:p>
+            <w:r>
+              <w:t>Kaveri-1</w:t>
+            </w:r>
+            <w:r>
+              <w:t>/2</w:t>
+            </w:r>
+            <w:r>
+              <w:t xml:space="preserve"> EC retrieval via Kaveri-1</w:t>
+            </w:r>
+            <w:r>
+              <w:t>/2</w:t>
+            </w:r>
+            <w:r>
+              <w:t xml:space="preserve"> integration.</w:t>
             </w:r>
           </w:p>
           <w:p/>
           <w:p>
             <w:r>
-              <w:t>EC shows registered transactions over a property (Form 22 application; Form 15 / nil Form 16).</w:t>
-            </w:r>
-          </w:p>
-          <w:p>
-            <w:r>
-              <w:t>Search – property parameters (district / taluk / hobli / village / survey / property no. / extent / boundaries); seller / purchaser; Blockchain key where applicable;</w:t>
-            </w:r>
-          </w:p>
-          <w:p>
-            <w:r>
-              <w:t>Kaveri-1 EC retrieval via Kaveri-1 integration.</w:t>
+              <w:t>Online application → payment → digitally signed EC (SDA / FDA / SR digital sign chain</w:t>
+            </w:r>
+            <w:r>
+              <w:t xml:space="preserve"> (digital signatures at multiple stages)</w:t>
+            </w:r>
+            <w:r>
+              <w:t>).</w:t>
+            </w:r>
+          </w:p>
+          <w:p>
+            <w:r>
+              <w:t>Offline / department path at SRO; Index-II based generation.</w:t>
+            </w:r>
+          </w:p>
+          <w:p>
+            <w:r>
+              <w:t>Transaction EC printed as part of Document Registration completion (Form 15).</w:t>
             </w:r>
           </w:p>
           <w:p/>
-          <w:p>
-            <w:r>
-              <w:t>Online application → payment → digitally signed EC (SDA / FDA / SR digital sign chain).</w:t>
-            </w:r>
-          </w:p>
-          <w:p>
-            <w:r>
-              <w:t>Offline / department path at SRO; Index-II based generation.</w:t>
-            </w:r>
-          </w:p>
-          <w:p>
-            <w:r>
-              <w:t>Transaction EC printed as part of Document Registration completion (Form 15).</w:t>
-            </w:r>
-          </w:p>
-          <w:p>
-            <w:r>
-              <w:t>Suo Moto EC payment mode reference for related department searches.</w:t>
-            </w:r>
-          </w:p>
-          <w:p/>
-          <w:p>
-            <w:r>
-              <w:t>Boundary: Certified Copy is IS-06. EC search of classified Book-3/4 documents follows Suo Moto rules under IS-06 where applicable.</w:t>
-            </w:r>
-          </w:p>
         </w:tc>
       </w:tr>
       <w:tr>
@@ -1008,6 +1130,7 @@
               </w:rPr>
             </w:pPr>
             <w:r>
+              <w:lastRenderedPageBreak/>
               <w:t>IS-06</w:t>
             </w:r>
           </w:p>
@@ -1070,13 +1193,13 @@
               </w:rPr>
             </w:pPr>
             <w:r>
-              <w:t>Source: FRS – Kaveri 2.0 v0.2.38 (Certified Copy); Note on Suo Moto CC (Book-3 and Book-4).</w:t>
-            </w:r>
-          </w:p>
-          <w:p/>
-          <w:p>
-            <w:r>
-              <w:t>Digitally signed copy of registered scanned document (Book-1 and related book types; Marriage / Marriage Notice as applicable).</w:t>
+              <w:t>Digitally signed copy of registered scanned document (Book-1 and related book types; Marriage / Marriage Notice as applicable</w:t>
+            </w:r>
+            <w:r>
+              <w:t>, Firms</w:t>
+            </w:r>
+            <w:r>
+              <w:t>).</w:t>
             </w:r>
           </w:p>
           <w:p>
@@ -1202,62 +1325,74 @@
               </w:rPr>
             </w:pPr>
             <w:r>
-              <w:t>Source: Firm registration FRS V1.7.</w:t>
+              <w:t>Services:</w:t>
+            </w:r>
+          </w:p>
+          <w:p>
+            <w:r>
+              <w:t>New Firm Registration</w:t>
+            </w:r>
+          </w:p>
+          <w:p>
+            <w:r>
+              <w:t>Amendment – firm name / principal place; other places of business; partner name / address; notice of election on attaining majority</w:t>
+            </w:r>
+          </w:p>
+          <w:p>
+            <w:r>
+              <w:t>Reconstitution – incoming / outgoing partner</w:t>
+            </w:r>
+          </w:p>
+          <w:p>
+            <w:r>
+              <w:t>Dissolution of Firm</w:t>
+            </w:r>
+          </w:p>
+          <w:p>
+            <w:r>
+              <w:t>Protest</w:t>
+            </w:r>
+            <w:r>
+              <w:t>/Dispute</w:t>
+            </w:r>
+            <w:r>
+              <w:t xml:space="preserve"> Entry; Index Search; Certified Copy of Register of Firms entries</w:t>
             </w:r>
           </w:p>
           <w:p/>
           <w:p>
             <w:r>
-              <w:t>Services:</w:t>
-            </w:r>
-          </w:p>
-          <w:p>
-            <w:r>
-              <w:t>New Firm Registration</w:t>
-            </w:r>
-          </w:p>
-          <w:p>
-            <w:r>
-              <w:t>Amendment – firm name / principal place; other places of business; partner name / address; notice of election on attaining majority</w:t>
-            </w:r>
-          </w:p>
-          <w:p>
-            <w:r>
-              <w:t>Reconstitution – incoming / outgoing partner</w:t>
-            </w:r>
-          </w:p>
-          <w:p>
-            <w:r>
-              <w:t>Dissolution of Firm</w:t>
-            </w:r>
-          </w:p>
-          <w:p>
-            <w:r>
-              <w:t>Protest Entry; Index Search; Certified Copy of Register of Firms entries</w:t>
+              <w:t>Online and Offline at DRO; approval by District Registrar.</w:t>
+            </w:r>
+          </w:p>
+          <w:p>
+            <w:r>
+              <w:t>Two-step: partnership / reconstitution / dissolution deed at SRO then firm filing at DRO (Indian Partnership Act, 1932).</w:t>
+            </w:r>
+          </w:p>
+          <w:p>
+            <w:r>
+              <w:t xml:space="preserve">Name uniqueness / objectionable names (Emblems and Names Act); fee, Form C, Register of Firms &amp; </w:t>
+            </w:r>
+            <w:r>
+              <w:lastRenderedPageBreak/>
+              <w:t>Index; DigiLocker e-Sign; SAKALA; Aadhaar dependency; K1</w:t>
+            </w:r>
+            <w:r>
+              <w:t>/2</w:t>
+            </w:r>
+            <w:r>
+              <w:t>→K</w:t>
+            </w:r>
+            <w:r>
+              <w:t>3</w:t>
+            </w:r>
+            <w:r>
+              <w:t xml:space="preserve"> firm migration.</w:t>
             </w:r>
           </w:p>
           <w:p/>
-          <w:p>
-            <w:r>
-              <w:t>Online and Offline at DRO; approval by District Registrar.</w:t>
-            </w:r>
-          </w:p>
-          <w:p>
-            <w:r>
-              <w:t>Two-step: partnership / reconstitution / dissolution deed at SRO (IS-03) then firm filing at DRO (Indian Partnership Act, 1932).</w:t>
-            </w:r>
-          </w:p>
-          <w:p>
-            <w:r>
-              <w:t>Name uniqueness / objectionable names (Emblems and Names Act); fee, Form C, Register of Firms &amp; Index; DigiLocker e-Sign; SAKALA; Aadhaar dependency; K1→K2 firm migration.</w:t>
-            </w:r>
-          </w:p>
           <w:p/>
-          <w:p>
-            <w:r>
-              <w:t>Boundary: Deed registration under IS-03. Society Registration out of this item. K1 Form C shown as-is; full Form I–VI / Form A for K1 firms not available (Firm FRS limitation).</w:t>
-            </w:r>
-          </w:p>
         </w:tc>
       </w:tr>
       <w:tr>
@@ -1292,6 +1427,7 @@
               </w:rPr>
             </w:pPr>
             <w:r>
+              <w:lastRenderedPageBreak/>
               <w:t>IS-08</w:t>
             </w:r>
           </w:p>
@@ -1353,48 +1489,24 @@
                 <w:lang w:eastAsia="en-IN"/>
               </w:rPr>
             </w:pPr>
-            <w:proofErr w:type="spellStart"/>
-            <w:proofErr w:type="spellEnd"/>
-            <w:r>
-              <w:t>Source: Digital e-stamp FRS v1 3.</w:t>
-            </w:r>
-          </w:p>
-          <w:p/>
-          <w:p>
             <w:r>
               <w:t>Digital e-Stamp for optionally registrable articles (stamp duty payable; registration under Registration Act not compulsory).</w:t>
             </w:r>
           </w:p>
           <w:p>
             <w:r>
-              <w:t>Citizen applies on Kaveri 2.0; stamp duty calculated from article / property / location; pay via UPI / net banking / cards;</w:t>
+              <w:t xml:space="preserve">Citizen applies on Kaveri </w:t>
+            </w:r>
+            <w:r>
+              <w:t>3</w:t>
+            </w:r>
+            <w:r>
+              <w:t>.0; stamp duty calculated from article / property / location; pay via UPI / net banking / cards;</w:t>
             </w:r>
           </w:p>
           <w:p>
             <w:r>
               <w:t>Instant unique e-Stamp certificate; download digitally signed e-Stamp from dashboard.</w:t>
-            </w:r>
-          </w:p>
-          <w:p/>
-          <w:p>
-            <w:r>
-              <w:t>Two-level article mapping (Nature of document → Stamp Sub-article); only optionally registrable articles;</w:t>
-            </w:r>
-          </w:p>
-          <w:p>
-            <w:r>
-              <w:t>Schedule selection (Agricultural / Non-Agricultural / Miscellaneous); property validations (Bhoomi / e-Aasthi / e-Swathu / ULMS);</w:t>
-            </w:r>
-          </w:p>
-          <w:p>
-            <w:r>
-              <w:t>Party details with Aadhaar e-KYC / OTP; name matching (C-DAC threshold); Mobile OTP login + e-KYC mandatory.</w:t>
-            </w:r>
-          </w:p>
-          <w:p/>
-          <w:p>
-            <w:r>
-              <w:t>Boundary: Mandatorily registrable articles remain under Document Registration (IS-03). Physical stamp paper / franking outside digital e-Stamp path.</w:t>
             </w:r>
           </w:p>
         </w:tc>
@@ -1431,7 +1543,7 @@
               </w:rPr>
             </w:pPr>
             <w:r>
-              <w:t>IS-09</w:t>
+              <w:t>IS-10</w:t>
             </w:r>
           </w:p>
         </w:tc>
@@ -1462,7 +1574,7 @@
               </w:rPr>
             </w:pPr>
             <w:r>
-              <w:t>Accounts</w:t>
+              <w:t>Audit</w:t>
             </w:r>
           </w:p>
         </w:tc>
@@ -1487,50 +1599,41 @@
           <w:p>
             <w:pPr>
               <w:spacing w:after="0" w:line="240" w:lineRule="auto"/>
-              <w:rPr>
-                <w:rFonts w:ascii="Arial" w:eastAsia="Times New Roman" w:hAnsi="Arial" w:cs="Arial"/>
-                <w:lang w:eastAsia="en-IN"/>
-              </w:rPr>
-            </w:pPr>
-            <w:r>
-              <w:t>Source: Accounts Module FRS V.01.</w:t>
-            </w:r>
-          </w:p>
-          <w:p/>
-          <w:p>
-            <w:r>
-              <w:t>Internal accounting for IGR / DR / SR – remittance to Head of Account, bank challan and treasury reconciliation.</w:t>
-            </w:r>
-          </w:p>
-          <w:p>
-            <w:r>
-              <w:t>Types: Add Funds (IGR – HOA, Quarter, Amount, Upload Order);</w:t>
-            </w:r>
-          </w:p>
-          <w:p>
-            <w:r>
-              <w:t>Allocate Funds (IGR→District; DR→SRO);</w:t>
-            </w:r>
-          </w:p>
-          <w:p>
-            <w:r>
-              <w:t>Expenditure (IGR / DR / SR);</w:t>
-            </w:r>
-          </w:p>
-          <w:p>
-            <w:r>
-              <w:t>Reconciliation (SR / DR with treasury / bank).</w:t>
-            </w:r>
-          </w:p>
-          <w:p/>
-          <w:p>
-            <w:r>
-              <w:t>SRO daily accounting → DRO consolidation → IGR; statements prepared and remitted.</w:t>
-            </w:r>
-          </w:p>
-          <w:p>
-            <w:r>
-              <w:t>Boundary: Citizen payment capture remains in service modules (IS-03/05/06/07/08); Khajane gateway under IS-11.</w:t>
+            </w:pPr>
+            <w:r>
+              <w:t>Internal Audit – DR / IGR / Regional Committee / HQA / Deputy Commissioner inspections.</w:t>
+            </w:r>
+          </w:p>
+          <w:p>
+            <w:pPr>
+              <w:spacing w:after="0" w:line="240" w:lineRule="auto"/>
+              <w:rPr>
+                <w:rFonts w:ascii="Arial" w:eastAsia="Times New Roman" w:hAnsi="Arial" w:cs="Arial"/>
+                <w:lang w:eastAsia="en-IN"/>
+              </w:rPr>
+            </w:pPr>
+          </w:p>
+          <w:p>
+            <w:r>
+              <w:t>External Audit – Auditor General / AG office annual inspection; Local Audit Report; Audit Para query &amp; response.</w:t>
+            </w:r>
+          </w:p>
+          <w:p>
+            <w:r>
+              <w:t xml:space="preserve">AG / auditor login creation by office head (SR / DR </w:t>
+            </w:r>
+            <w:proofErr w:type="gramStart"/>
+            <w:r>
+              <w:t>/ )</w:t>
+            </w:r>
+            <w:proofErr w:type="gramEnd"/>
+            <w:r>
+              <w:t>; AG email + ID card; period-based fetch of registered documents;</w:t>
+            </w:r>
+          </w:p>
+          <w:p>
+            <w:r>
+              <w:t>Request to view document details → office head approval → digitally accessible audit trail instead of manual consolidation.</w:t>
             </w:r>
           </w:p>
         </w:tc>
@@ -1567,7 +1670,7 @@
               </w:rPr>
             </w:pPr>
             <w:r>
-              <w:t>IS-10</w:t>
+              <w:t>IS-11</w:t>
             </w:r>
           </w:p>
         </w:tc>
@@ -1598,7 +1701,7 @@
               </w:rPr>
             </w:pPr>
             <w:r>
-              <w:t>Audit</w:t>
+              <w:t>External Integrations</w:t>
             </w:r>
           </w:p>
         </w:tc>
@@ -1623,40 +1726,155 @@
           <w:p>
             <w:pPr>
               <w:spacing w:after="0" w:line="240" w:lineRule="auto"/>
-              <w:rPr>
-                <w:rFonts w:ascii="Arial" w:eastAsia="Times New Roman" w:hAnsi="Arial" w:cs="Arial"/>
-                <w:lang w:eastAsia="en-IN"/>
-              </w:rPr>
-            </w:pPr>
-            <w:r>
-              <w:t>Source: Audit Module FRS V.02.</w:t>
+            </w:pPr>
+            <w:r>
+              <w:t>Kaveri 3.0 shall connect to send/receive data with (as deployed / available):</w:t>
+            </w:r>
+          </w:p>
+          <w:p>
+            <w:pPr>
+              <w:spacing w:after="0" w:line="240" w:lineRule="auto"/>
+              <w:rPr>
+                <w:rFonts w:ascii="Arial" w:eastAsia="Times New Roman" w:hAnsi="Arial" w:cs="Arial"/>
+                <w:lang w:eastAsia="en-IN"/>
+              </w:rPr>
+            </w:pPr>
+          </w:p>
+          <w:p>
+            <w:pPr>
+              <w:spacing w:after="0" w:line="240" w:lineRule="auto"/>
+              <w:rPr>
+                <w:rFonts w:ascii="Arial" w:eastAsia="Times New Roman" w:hAnsi="Arial" w:cs="Arial"/>
+                <w:lang w:eastAsia="en-IN"/>
+              </w:rPr>
+            </w:pPr>
+            <w:r>
+              <w:rPr>
+                <w:rFonts w:ascii="Arial" w:eastAsia="Times New Roman" w:hAnsi="Arial" w:cs="Arial"/>
+                <w:lang w:eastAsia="en-IN"/>
+              </w:rPr>
+              <w:t xml:space="preserve">e-KYC – Aadhaar </w:t>
+            </w:r>
+            <w:proofErr w:type="spellStart"/>
+            <w:r>
+              <w:rPr>
+                <w:rFonts w:ascii="Arial" w:eastAsia="Times New Roman" w:hAnsi="Arial" w:cs="Arial"/>
+                <w:lang w:eastAsia="en-IN"/>
+              </w:rPr>
+              <w:t>ekyc</w:t>
+            </w:r>
+            <w:proofErr w:type="spellEnd"/>
+          </w:p>
+          <w:p>
+            <w:pPr>
+              <w:spacing w:after="0" w:line="240" w:lineRule="auto"/>
+              <w:rPr>
+                <w:rFonts w:ascii="Arial" w:eastAsia="Times New Roman" w:hAnsi="Arial" w:cs="Arial"/>
+                <w:lang w:eastAsia="en-IN"/>
+              </w:rPr>
+            </w:pPr>
+          </w:p>
+          <w:p>
+            <w:pPr>
+              <w:spacing w:after="0" w:line="240" w:lineRule="auto"/>
+              <w:rPr>
+                <w:rFonts w:ascii="Arial" w:eastAsia="Times New Roman" w:hAnsi="Arial" w:cs="Arial"/>
+                <w:lang w:eastAsia="en-IN"/>
+              </w:rPr>
+            </w:pPr>
+            <w:r>
+              <w:rPr>
+                <w:rFonts w:ascii="Arial" w:eastAsia="Times New Roman" w:hAnsi="Arial" w:cs="Arial"/>
+                <w:lang w:eastAsia="en-IN"/>
+              </w:rPr>
+              <w:t xml:space="preserve">e-Sign – </w:t>
+            </w:r>
+            <w:proofErr w:type="spellStart"/>
+            <w:r>
+              <w:rPr>
+                <w:rFonts w:ascii="Arial" w:eastAsia="Times New Roman" w:hAnsi="Arial" w:cs="Arial"/>
+                <w:lang w:eastAsia="en-IN"/>
+              </w:rPr>
+              <w:t>esigning</w:t>
+            </w:r>
+            <w:proofErr w:type="spellEnd"/>
+            <w:r>
+              <w:rPr>
+                <w:rFonts w:ascii="Arial" w:eastAsia="Times New Roman" w:hAnsi="Arial" w:cs="Arial"/>
+                <w:lang w:eastAsia="en-IN"/>
+              </w:rPr>
+              <w:t xml:space="preserve"> using Aadhaar</w:t>
+            </w:r>
+          </w:p>
+          <w:p>
+            <w:pPr>
+              <w:spacing w:after="0" w:line="240" w:lineRule="auto"/>
+              <w:rPr>
+                <w:rFonts w:ascii="Arial" w:eastAsia="Times New Roman" w:hAnsi="Arial" w:cs="Arial"/>
+                <w:lang w:eastAsia="en-IN"/>
+              </w:rPr>
+            </w:pPr>
+          </w:p>
+          <w:p>
+            <w:r>
+              <w:t>Bhoomi &amp; Mojini – agri property pull; mutation push.</w:t>
+            </w:r>
+          </w:p>
+          <w:p>
+            <w:r>
+              <w:t>eSwathu / RDPR – rural non-agri pull; mutation / eKhata push.</w:t>
+            </w:r>
+          </w:p>
+          <w:p>
+            <w:r>
+              <w:t>eAasthi &amp; BBMP – urban property pull; mutation / eKhata push.</w:t>
+            </w:r>
+          </w:p>
+          <w:p>
+            <w:r>
+              <w:t>ULMS – non-eAasthi urban properties.</w:t>
+            </w:r>
+          </w:p>
+          <w:p>
+            <w:r>
+              <w:lastRenderedPageBreak/>
+              <w:t>FRUITS / eSaala – agri mortgage / release filing; 1-day EC push.</w:t>
+            </w:r>
+          </w:p>
+          <w:p>
+            <w:r>
+              <w:t>Kaveri 1 – EC/CC and pending/completed registration data.</w:t>
+            </w:r>
+          </w:p>
+          <w:p>
+            <w:r>
+              <w:t>Khajane – Payment Gateway.</w:t>
+            </w:r>
+          </w:p>
+          <w:p>
+            <w:r>
+              <w:t>eKYC &amp; eSign (Aadhaar / DigiLocker / CDAC as applicable).</w:t>
+            </w:r>
+          </w:p>
+          <w:p>
+            <w:r>
+              <w:t>Sakala – service timelines; Scality – document store; SMS; Email.</w:t>
+            </w:r>
+          </w:p>
+          <w:p>
+            <w:r>
+              <w:t>KGIS – map layer; NGDRS – user details push on need basis.</w:t>
+            </w:r>
+          </w:p>
+          <w:p>
+            <w:r>
+              <w:t>UPOR / PAN / NESL / other FRS-noted integrations as approved.</w:t>
             </w:r>
           </w:p>
           <w:p/>
           <w:p>
             <w:r>
-              <w:t>Internal Audit – DR / IGR / Regional Committee / HQA / Deputy Commissioner inspections (DR 50%, HQA 100%, IGR one office per district).</w:t>
-            </w:r>
-          </w:p>
-          <w:p>
-            <w:r>
-              <w:t>External Audit – Auditor General / AG office annual inspection; Local Audit Report; Audit Para query &amp; response.</w:t>
-            </w:r>
-          </w:p>
-          <w:p>
-            <w:r>
-              <w:t>AG / auditor login creation by office head (SR / DR / division head); AG email + ID card; period-based fetch of registered documents;</w:t>
-            </w:r>
-          </w:p>
-          <w:p>
-            <w:r>
-              <w:t>Request to view document details → office head approval → digitally accessible audit trail instead of manual consolidation.</w:t>
-            </w:r>
-          </w:p>
-          <w:p/>
-          <w:p>
-            <w:r>
-              <w:t>Boundary: Separate login for audit on KAVERI reports portal as specified. Does not replace statutory AG process outside the application.</w:t>
+              <w:t>P.S.: External systems are owned by respective agencies; Kaveri integrates via APIs / scheduled jobs.</w:t>
             </w:r>
           </w:p>
         </w:tc>
@@ -1693,7 +1911,7 @@
               </w:rPr>
             </w:pPr>
             <w:r>
-              <w:t>IS-11</w:t>
+              <w:t>IS-12</w:t>
             </w:r>
           </w:p>
         </w:tc>
@@ -1724,7 +1942,7 @@
               </w:rPr>
             </w:pPr>
             <w:r>
-              <w:t>External Integrations</w:t>
+              <w:t>Reporting / Dashboard</w:t>
             </w:r>
           </w:p>
         </w:tc>
@@ -1755,74 +1973,33 @@
               </w:rPr>
             </w:pPr>
             <w:r>
-              <w:t>Source: KaveriArchitecture.pdf (Integrations); FRS cross-module integration notes.</w:t>
+              <w:t>Citizen – application status tracking, download certificates / e-Stamp / EC / CC.</w:t>
+            </w:r>
+          </w:p>
+          <w:p>
+            <w:r>
+              <w:t>Department dashboards – SR / DR / IGR worklists (scrutiny, registration, EC/CC approval, firm, audit requests).</w:t>
+            </w:r>
+          </w:p>
+          <w:p>
+            <w:r>
+              <w:t>MIS – registrations by article / book / office; revenue by mode/channel; pending / refused / withdrawn / undervaluation;</w:t>
+            </w:r>
+          </w:p>
+          <w:p>
+            <w:r>
+              <w:t>Marriage / Firm statistics; SLA / Sakala oriented views; bilingual labels where required.</w:t>
+            </w:r>
+          </w:p>
+          <w:p>
+            <w:r>
+              <w:t>Scheduled / batch jobs for reconciliation and reporting (Architecture).</w:t>
             </w:r>
           </w:p>
           <w:p/>
           <w:p>
             <w:r>
-              <w:t>Kaveri 3.0 shall connect to send/receive data with (as deployed / available):</w:t>
-            </w:r>
-          </w:p>
-          <w:p>
-            <w:r>
-              <w:t>Bhoomi &amp; Mojini – agri property pull; mutation push.</w:t>
-            </w:r>
-          </w:p>
-          <w:p>
-            <w:r>
-              <w:t>eSwathu / RDPR – rural non-agri pull; mutation / eKhata push.</w:t>
-            </w:r>
-          </w:p>
-          <w:p>
-            <w:r>
-              <w:t>eAasthi &amp; BBMP – urban property pull; mutation / eKhata push.</w:t>
-            </w:r>
-          </w:p>
-          <w:p>
-            <w:r>
-              <w:t>ULMS – non-eAasthi urban properties.</w:t>
-            </w:r>
-          </w:p>
-          <w:p>
-            <w:r>
-              <w:t>FRUITS / eSaala – agri mortgage / release filing; 1-day EC push.</w:t>
-            </w:r>
-          </w:p>
-          <w:p>
-            <w:r>
-              <w:t>Kaveri 1 – EC/CC and pending/completed registration data.</w:t>
-            </w:r>
-          </w:p>
-          <w:p>
-            <w:r>
-              <w:t>Khajane – Payment Gateway.</w:t>
-            </w:r>
-          </w:p>
-          <w:p>
-            <w:r>
-              <w:t>eKYC &amp; eSign (Aadhaar / DigiLocker / CDAC as applicable).</w:t>
-            </w:r>
-          </w:p>
-          <w:p>
-            <w:r>
-              <w:t>Sakala – service timelines; Scality – document store; SMS; Email.</w:t>
-            </w:r>
-          </w:p>
-          <w:p>
-            <w:r>
-              <w:t>KGIS – map layer; NGDRS – user details push on need basis.</w:t>
-            </w:r>
-          </w:p>
-          <w:p>
-            <w:r>
-              <w:t>UPOR / PAN / NESL / other FRS-noted integrations as approved.</w:t>
-            </w:r>
-          </w:p>
-          <w:p/>
-          <w:p>
-            <w:r>
-              <w:t>P.S.: External systems are owned by respective agencies; Kaveri integrates via APIs / scheduled jobs.</w:t>
+              <w:t>Boundary: Operational observability metrics are under IS-16; Audit Para workflows under IS-10.</w:t>
             </w:r>
           </w:p>
         </w:tc>
@@ -1859,7 +2036,7 @@
               </w:rPr>
             </w:pPr>
             <w:r>
-              <w:t>IS-12</w:t>
+              <w:t>IS-13</w:t>
             </w:r>
           </w:p>
         </w:tc>
@@ -1890,7 +2067,7 @@
               </w:rPr>
             </w:pPr>
             <w:r>
-              <w:t>Reporting / Dashboard</w:t>
+              <w:t>Security</w:t>
             </w:r>
           </w:p>
         </w:tc>
@@ -1921,39 +2098,39 @@
               </w:rPr>
             </w:pPr>
             <w:r>
-              <w:t>Source: FRS – Kaveri 2.0 MIS sections; Department Login &amp; dashboard; KaveriArchitecture (reporting / batch); Audit reports portal.</w:t>
+              <w:t>Reverse proxy – SSL offloading, rate limiting, bot blocking, load balancing.</w:t>
+            </w:r>
+          </w:p>
+          <w:p>
+            <w:r>
+              <w:lastRenderedPageBreak/>
+              <w:t>API Gateway – authN/Z on every request, IP/route rate limits, Redis session, request signature validation (WIP→Prod).</w:t>
+            </w:r>
+          </w:p>
+          <w:p>
+            <w:r>
+              <w:t>RBAC via User Management (IS-01); department interface only on KSWAN.</w:t>
+            </w:r>
+          </w:p>
+          <w:p>
+            <w:r>
+              <w:t>Aadhaar e-KYC / e-Sign; consent refusal / service-down / mismatch handling per Aadhaar note.</w:t>
+            </w:r>
+          </w:p>
+          <w:p>
+            <w:r>
+              <w:t>Digital signatures on registered documents, EC, CC, e-Stamp, firm certificates.</w:t>
+            </w:r>
+          </w:p>
+          <w:p>
+            <w:r>
+              <w:t>Reduced attack surface by not exposing internal microservices directly (API Gateway pattern – SDD).</w:t>
             </w:r>
           </w:p>
           <w:p/>
           <w:p>
             <w:r>
-              <w:t>Citizen – application status tracking, download certificates / e-Stamp / EC / CC.</w:t>
-            </w:r>
-          </w:p>
-          <w:p>
-            <w:r>
-              <w:t>Department dashboards – SR / DR / IGR worklists (scrutiny, registration, EC/CC approval, firm, audit requests).</w:t>
-            </w:r>
-          </w:p>
-          <w:p>
-            <w:r>
-              <w:t>MIS – registrations by article / book / office; revenue by mode/channel; pending / refused / withdrawn / undervaluation;</w:t>
-            </w:r>
-          </w:p>
-          <w:p>
-            <w:r>
-              <w:t>Marriage / Firm statistics; SLA / Sakala oriented views; bilingual labels where required.</w:t>
-            </w:r>
-          </w:p>
-          <w:p>
-            <w:r>
-              <w:t>Scheduled / batch jobs for reconciliation and reporting (Architecture).</w:t>
-            </w:r>
-          </w:p>
-          <w:p/>
-          <w:p>
-            <w:r>
-              <w:t>Boundary: Operational observability metrics are under IS-16; Audit Para workflows under IS-10.</w:t>
+              <w:t>Boundary: Infrastructure WAF/SDC controls owned by SDC; application implements gateway and service-level controls.</w:t>
             </w:r>
           </w:p>
         </w:tc>
@@ -1990,7 +2167,8 @@
               </w:rPr>
             </w:pPr>
             <w:r>
-              <w:t>IS-13</w:t>
+              <w:lastRenderedPageBreak/>
+              <w:t>IS-14</w:t>
             </w:r>
           </w:p>
         </w:tc>
@@ -2021,7 +2199,7 @@
               </w:rPr>
             </w:pPr>
             <w:r>
-              <w:t>Security</w:t>
+              <w:t>Environment &amp; Deployment</w:t>
             </w:r>
           </w:p>
         </w:tc>
@@ -2052,44 +2230,33 @@
               </w:rPr>
             </w:pPr>
             <w:r>
-              <w:t>Source: KaveriArchitecture.pdf; Software Design Document – Kaveri2.0 v2.2; User management FRS; Aadhaar Authentication Requirement note.</w:t>
+              <w:t>Stack: Angular SPA (citizen &amp; department UI); .NET Core / Python / Go services; PostgreSQL; Redis cache.</w:t>
+            </w:r>
+          </w:p>
+          <w:p>
+            <w:r>
+              <w:t>Environments: Development (Azure) → Staging (SDC) → Production (SDC).</w:t>
+            </w:r>
+          </w:p>
+          <w:p>
+            <w:r>
+              <w:t>Deployment units – services, web app, DB migrations; automated Dev pipelines; Staging via scripts/Jenkins/Portainer; Prod via scripts (promote Portainer/Docker Swarm).</w:t>
+            </w:r>
+          </w:p>
+          <w:p>
+            <w:r>
+              <w:t>Post-deploy checks – service up, DB connectivity, downstream dependencies (gateway/cache).</w:t>
+            </w:r>
+          </w:p>
+          <w:p>
+            <w:r>
+              <w:t>Rollback – retain stable artifacts; DB rollback scripts mandatory; low downtime tolerance for user-facing workflows.</w:t>
             </w:r>
           </w:p>
           <w:p/>
           <w:p>
             <w:r>
-              <w:t>Reverse proxy – SSL offloading, rate limiting, bot blocking, load balancing.</w:t>
-            </w:r>
-          </w:p>
-          <w:p>
-            <w:r>
-              <w:t>API Gateway – authN/Z on every request, IP/route rate limits, Redis session, request signature validation (WIP→Prod).</w:t>
-            </w:r>
-          </w:p>
-          <w:p>
-            <w:r>
-              <w:t>RBAC via User Management (IS-01); department interface only on KSWAN.</w:t>
-            </w:r>
-          </w:p>
-          <w:p>
-            <w:r>
-              <w:t>Aadhaar e-KYC / e-Sign; consent refusal / service-down / mismatch handling per Aadhaar note.</w:t>
-            </w:r>
-          </w:p>
-          <w:p>
-            <w:r>
-              <w:t>Digital signatures on registered documents, EC, CC, e-Stamp, firm certificates.</w:t>
-            </w:r>
-          </w:p>
-          <w:p>
-            <w:r>
-              <w:t>Reduced attack surface by not exposing internal microservices directly (API Gateway pattern – SDD).</w:t>
-            </w:r>
-          </w:p>
-          <w:p/>
-          <w:p>
-            <w:r>
-              <w:t>Boundary: Infrastructure WAF/SDC controls owned by SDC; application implements gateway and service-level controls.</w:t>
+              <w:t>Boundary: SDC hosting and WAF HTTP/2 issues resolved with SDC/WAF vendor (Architecture known item).</w:t>
             </w:r>
           </w:p>
         </w:tc>
@@ -2126,7 +2293,7 @@
               </w:rPr>
             </w:pPr>
             <w:r>
-              <w:t>IS-14</w:t>
+              <w:t>IS-15</w:t>
             </w:r>
           </w:p>
         </w:tc>
@@ -2157,7 +2324,7 @@
               </w:rPr>
             </w:pPr>
             <w:r>
-              <w:t>Environment &amp; Deployment</w:t>
+              <w:t>Database and Migration</w:t>
             </w:r>
           </w:p>
         </w:tc>
@@ -2188,39 +2355,29 @@
               </w:rPr>
             </w:pPr>
             <w:r>
-              <w:t>Source: KaveriArchitecture.pdf §5 Deployment and Environments; Software Design Document.</w:t>
+              <w:t>Shared PostgreSQL across services with logical domain grouping (document, marriage, e-Stamp, firm, etc.); read replicas for offload.</w:t>
+            </w:r>
+          </w:p>
+          <w:p>
+            <w:r>
+              <w:lastRenderedPageBreak/>
+              <w:t>Schemas / DBs for registration, migration, MIS, CDC, analytics, backup, marriage, firm, e-stamp, K1 as per Design ERDs.</w:t>
+            </w:r>
+          </w:p>
+          <w:p>
+            <w:r>
+              <w:t>Kaveri-1 compatibility – pending documents, EC/CC, firm Form C limitations; migration and CDC paths via kaverimig / kavericdc.</w:t>
+            </w:r>
+          </w:p>
+          <w:p>
+            <w:r>
+              <w:t>Schema evolution with impact analysis; data ownership ideally per service (Architecture focus / known shared-DB limitation).</w:t>
             </w:r>
           </w:p>
           <w:p/>
           <w:p>
             <w:r>
-              <w:t>Stack: Angular SPA (citizen &amp; department UI); .NET Core / Python / Go services; PostgreSQL; Redis cache.</w:t>
-            </w:r>
-          </w:p>
-          <w:p>
-            <w:r>
-              <w:t>Environments: Development (Azure) → Staging (SDC) → Production (SDC).</w:t>
-            </w:r>
-          </w:p>
-          <w:p>
-            <w:r>
-              <w:t>Deployment units – services, web app, DB migrations; automated Dev pipelines; Staging via scripts/Jenkins/Portainer; Prod via scripts (promote Portainer/Docker Swarm).</w:t>
-            </w:r>
-          </w:p>
-          <w:p>
-            <w:r>
-              <w:t>Post-deploy checks – service up, DB connectivity, downstream dependencies (gateway/cache).</w:t>
-            </w:r>
-          </w:p>
-          <w:p>
-            <w:r>
-              <w:t>Rollback – retain stable artifacts; DB rollback scripts mandatory; low downtime tolerance for user-facing workflows.</w:t>
-            </w:r>
-          </w:p>
-          <w:p/>
-          <w:p>
-            <w:r>
-              <w:t>Boundary: SDC hosting and WAF HTTP/2 issues resolved with SDC/WAF vendor (Architecture known item).</w:t>
+              <w:t>Boundary: Physical SDC DB infrastructure owned by ops; application owns schema migrations and data contracts.</w:t>
             </w:r>
           </w:p>
         </w:tc>
@@ -2257,7 +2414,8 @@
               </w:rPr>
             </w:pPr>
             <w:r>
-              <w:t>IS-15</w:t>
+              <w:lastRenderedPageBreak/>
+              <w:t>IS-16</w:t>
             </w:r>
           </w:p>
         </w:tc>
@@ -2288,7 +2446,7 @@
               </w:rPr>
             </w:pPr>
             <w:r>
-              <w:t>Database and Migration</w:t>
+              <w:t>Observability, Monitoring &amp; Testing</w:t>
             </w:r>
           </w:p>
         </w:tc>
@@ -2319,39 +2477,33 @@
               </w:rPr>
             </w:pPr>
             <w:r>
-              <w:t>Source: Design Documents/Database Design (kaveri.sql, kaverimig, kaverimis, kavericdc, kaveridelapp, kaverimrg, kaveri_analytics, ERDs);</w:t>
-            </w:r>
-          </w:p>
-          <w:p>
-            <w:r>
-              <w:t>KaveriArchitecture (shared DB, replicas, legacy schema); Firm FRS (K1→K2 firm migration).</w:t>
+              <w:t>Observability present across services and environments; monitor latency-sensitive workflows and peak concurrency (~4.5–5k concurrent).</w:t>
+            </w:r>
+          </w:p>
+          <w:p>
+            <w:r>
+              <w:t>Transaction scale awareness (Doc Reg / EC / CC volumes per Architecture).</w:t>
+            </w:r>
+          </w:p>
+          <w:p>
+            <w:r>
+              <w:t>Testing in scope: functional / regression coverage aligned to CSG test cases – User Registration, Document Registration,</w:t>
+            </w:r>
+          </w:p>
+          <w:p>
+            <w:r>
+              <w:t>Document Info &amp; Property Search, SRO Confirmation, Paperless, Firm (New/Amendment/Reconstitution), Marriage Online/Offline, and related module suites;</w:t>
+            </w:r>
+          </w:p>
+          <w:p>
+            <w:r>
+              <w:t>UAT / Prod release notes process under QA Files/Release_Notes.</w:t>
             </w:r>
           </w:p>
           <w:p/>
           <w:p>
             <w:r>
-              <w:t>Shared PostgreSQL across services with logical domain grouping (document, marriage, e-Stamp, firm, etc.); read replicas for offload.</w:t>
-            </w:r>
-          </w:p>
-          <w:p>
-            <w:r>
-              <w:t>Schemas / DBs for registration, migration, MIS, CDC, analytics, backup, marriage, firm, e-stamp, K1 as per Design ERDs.</w:t>
-            </w:r>
-          </w:p>
-          <w:p>
-            <w:r>
-              <w:t>Kaveri-1 compatibility – pending documents, EC/CC, firm Form C limitations; migration and CDC paths via kaverimig / kavericdc.</w:t>
-            </w:r>
-          </w:p>
-          <w:p>
-            <w:r>
-              <w:t>Schema evolution with impact analysis; data ownership ideally per service (Architecture focus / known shared-DB limitation).</w:t>
-            </w:r>
-          </w:p>
-          <w:p/>
-          <w:p>
-            <w:r>
-              <w:t>Boundary: Physical SDC DB infrastructure owned by ops; application owns schema migrations and data contracts.</w:t>
+              <w:t>Boundary: Infrastructure monitoring tools at SDC may be shared; application instrumentation and QA evidence are in scope.</w:t>
             </w:r>
           </w:p>
         </w:tc>
@@ -2388,7 +2540,7 @@
               </w:rPr>
             </w:pPr>
             <w:r>
-              <w:t>IS-16</w:t>
+              <w:t>IS-17</w:t>
             </w:r>
           </w:p>
         </w:tc>
@@ -2419,7 +2571,7 @@
               </w:rPr>
             </w:pPr>
             <w:r>
-              <w:t>Observability, Monitoring &amp; Testing</w:t>
+              <w:t>AI</w:t>
             </w:r>
           </w:p>
         </w:tc>
@@ -2449,148 +2601,6 @@
                 <w:lang w:eastAsia="en-IN"/>
               </w:rPr>
             </w:pPr>
-            <w:r>
-              <w:t>Source: KaveriArchitecture (observability across services/environments; ops scale); QA Files/Test_Cases and Release_Notes;</w:t>
-            </w:r>
-          </w:p>
-          <w:p>
-            <w:r>
-              <w:t>KaveriMaintenanceServer.pdf (maintenance/ops).</w:t>
-            </w:r>
-          </w:p>
-          <w:p/>
-          <w:p>
-            <w:r>
-              <w:t>Observability present across services and environments; monitor latency-sensitive workflows and peak concurrency (~4.5–5k concurrent).</w:t>
-            </w:r>
-          </w:p>
-          <w:p>
-            <w:r>
-              <w:t>Transaction scale awareness (Doc Reg / EC / CC volumes per Architecture).</w:t>
-            </w:r>
-          </w:p>
-          <w:p>
-            <w:r>
-              <w:t>Testing in scope: functional / regression coverage aligned to CSG test cases – User Registration, Document Registration,</w:t>
-            </w:r>
-          </w:p>
-          <w:p>
-            <w:r>
-              <w:t>Document Info &amp; Property Search, SRO Confirmation, Paperless, Firm (New/Amendment/Reconstitution), Marriage Online/Offline, and related module suites;</w:t>
-            </w:r>
-          </w:p>
-          <w:p>
-            <w:r>
-              <w:t>UAT / Prod release notes process under QA Files/Release_Notes.</w:t>
-            </w:r>
-          </w:p>
-          <w:p/>
-          <w:p>
-            <w:r>
-              <w:t>Boundary: Infrastructure monitoring tools at SDC may be shared; application instrumentation and QA evidence are in scope.</w:t>
-            </w:r>
-          </w:p>
-        </w:tc>
-      </w:tr>
-      <w:tr>
-        <w:trPr>
-          <w:trHeight w:val="300"/>
-          <w:jc w:val="center"/>
-        </w:trPr>
-        <w:tc>
-          <w:tcPr>
-            <w:tcW w:w="2484" w:type="dxa"/>
-            <w:tcBorders>
-              <w:top w:val="nil"/>
-              <w:left w:val="single" w:sz="8" w:space="0" w:color="auto"/>
-              <w:bottom w:val="single" w:sz="8" w:space="0" w:color="auto"/>
-              <w:right w:val="single" w:sz="8" w:space="0" w:color="auto"/>
-            </w:tcBorders>
-            <w:tcMar>
-              <w:top w:w="90" w:type="dxa"/>
-              <w:left w:w="110" w:type="dxa"/>
-              <w:bottom w:w="90" w:type="dxa"/>
-              <w:right w:w="110" w:type="dxa"/>
-            </w:tcMar>
-            <w:vAlign w:val="center"/>
-            <w:hideMark/>
-          </w:tcPr>
-          <w:p>
-            <w:pPr>
-              <w:spacing w:after="0" w:line="240" w:lineRule="auto"/>
-              <w:rPr>
-                <w:rFonts w:ascii="Arial" w:eastAsia="Times New Roman" w:hAnsi="Arial" w:cs="Arial"/>
-                <w:lang w:eastAsia="en-IN"/>
-              </w:rPr>
-            </w:pPr>
-            <w:r>
-              <w:t>IS-17</w:t>
-            </w:r>
-          </w:p>
-        </w:tc>
-        <w:tc>
-          <w:tcPr>
-            <w:tcW w:w="2484" w:type="dxa"/>
-            <w:tcBorders>
-              <w:top w:val="nil"/>
-              <w:left w:val="nil"/>
-              <w:bottom w:val="single" w:sz="8" w:space="0" w:color="auto"/>
-              <w:right w:val="single" w:sz="8" w:space="0" w:color="auto"/>
-            </w:tcBorders>
-            <w:tcMar>
-              <w:top w:w="90" w:type="dxa"/>
-              <w:left w:w="110" w:type="dxa"/>
-              <w:bottom w:w="90" w:type="dxa"/>
-              <w:right w:w="110" w:type="dxa"/>
-            </w:tcMar>
-            <w:vAlign w:val="center"/>
-            <w:hideMark/>
-          </w:tcPr>
-          <w:p>
-            <w:pPr>
-              <w:spacing w:after="0" w:line="240" w:lineRule="auto"/>
-              <w:rPr>
-                <w:rFonts w:ascii="Arial" w:eastAsia="Times New Roman" w:hAnsi="Arial" w:cs="Arial"/>
-                <w:lang w:eastAsia="en-IN"/>
-              </w:rPr>
-            </w:pPr>
-            <w:r>
-              <w:t>AI</w:t>
-            </w:r>
-          </w:p>
-        </w:tc>
-        <w:tc>
-          <w:tcPr>
-            <w:tcW w:w="4955" w:type="dxa"/>
-            <w:tcBorders>
-              <w:top w:val="nil"/>
-              <w:left w:val="nil"/>
-              <w:bottom w:val="single" w:sz="8" w:space="0" w:color="auto"/>
-              <w:right w:val="single" w:sz="8" w:space="0" w:color="auto"/>
-            </w:tcBorders>
-            <w:tcMar>
-              <w:top w:w="90" w:type="dxa"/>
-              <w:left w:w="110" w:type="dxa"/>
-              <w:bottom w:w="90" w:type="dxa"/>
-              <w:right w:w="110" w:type="dxa"/>
-            </w:tcMar>
-            <w:vAlign w:val="center"/>
-            <w:hideMark/>
-          </w:tcPr>
-          <w:p>
-            <w:pPr>
-              <w:spacing w:after="0" w:line="240" w:lineRule="auto"/>
-              <w:rPr>
-                <w:rFonts w:ascii="Arial" w:eastAsia="Times New Roman" w:hAnsi="Arial" w:cs="Arial"/>
-                <w:lang w:eastAsia="en-IN"/>
-              </w:rPr>
-            </w:pPr>
-            <w:r>
-              <w:t>Source: No dedicated AI FRS / design baseline found under CSG Documents as of this scope version.</w:t>
-            </w:r>
-          </w:p>
-          <w:p/>
-          <w:p>
             <w:r>
               <w:t>AI capabilities for Kaveri 3.0 are not defined in the current CSG FRS / Design document set.</w:t>
             </w:r>
@@ -3290,7 +3300,6 @@
                 <w:bdr w:val="none" w:sz="0" w:space="0" w:color="auto" w:frame="1"/>
                 <w:lang w:val="en-US" w:eastAsia="en-IN"/>
               </w:rPr>
-              <w:lastRenderedPageBreak/>
               <w:t>[Name / Group]</w:t>
             </w:r>
           </w:p>
@@ -3864,7 +3873,7 @@
 </file>
 
 <file path=word/numbering.xml><?xml version="1.0" encoding="utf-8"?>
-<w:numbering xmlns:wpc="http://schemas.microsoft.com/office/word/2010/wordprocessingCanvas" xmlns:cx="http://schemas.microsoft.com/office/drawing/2014/chartex" xmlns:cx1="http://schemas.microsoft.com/office/drawing/2015/9/8/chartex" xmlns:mc="http://schemas.openxmlformats.org/markup-compatibility/2006" xmlns:o="urn:schemas-microsoft-com:office:office" xmlns:r="http://schemas.openxmlformats.org/officeDocument/2006/relationships" xmlns:m="http://schemas.openxmlformats.org/officeDocument/2006/math" xmlns:v="urn:schemas-microsoft-com:vml" xmlns:wp14="http://schemas.microsoft.com/office/word/2010/wordprocessingDrawing" xmlns:wp="http://schemas.openxmlformats.org/drawingml/2006/wordprocessingDrawing" xmlns:w10="urn:schemas-microsoft-com:office:word" xmlns:w="http://schemas.openxmlformats.org/wordprocessingml/2006/main" xmlns:w14="http://schemas.microsoft.com/office/word/2010/wordml" xmlns:w15="http://schemas.microsoft.com/office/word/2012/wordml" xmlns:w16se="http://schemas.microsoft.com/office/word/2015/wordml/symex" xmlns:wpg="http://schemas.microsoft.com/office/word/2010/wordprocessingGroup" xmlns:wpi="http://schemas.microsoft.com/office/word/2010/wordprocessingInk" xmlns:wne="http://schemas.microsoft.com/office/word/2006/wordml" xmlns:wps="http://schemas.microsoft.com/office/word/2010/wordprocessingShape" mc:Ignorable="w14 w15 w16se wp14">
+<w:numbering xmlns:wpc="http://schemas.microsoft.com/office/word/2010/wordprocessingCanvas" xmlns:cx="http://schemas.microsoft.com/office/drawing/2014/chartex" xmlns:cx1="http://schemas.microsoft.com/office/drawing/2015/9/8/chartex" xmlns:cx2="http://schemas.microsoft.com/office/drawing/2015/10/21/chartex" xmlns:cx3="http://schemas.microsoft.com/office/drawing/2016/5/9/chartex" xmlns:cx4="http://schemas.microsoft.com/office/drawing/2016/5/10/chartex" xmlns:cx5="http://schemas.microsoft.com/office/drawing/2016/5/11/chartex" xmlns:cx6="http://schemas.microsoft.com/office/drawing/2016/5/12/chartex" xmlns:cx7="http://schemas.microsoft.com/office/drawing/2016/5/13/chartex" xmlns:cx8="http://schemas.microsoft.com/office/drawing/2016/5/14/chartex" xmlns:mc="http://schemas.openxmlformats.org/markup-compatibility/2006" xmlns:aink="http://schemas.microsoft.com/office/drawing/2016/ink" xmlns:am3d="http://schemas.microsoft.com/office/drawing/2017/model3d" xmlns:o="urn:schemas-microsoft-com:office:office" xmlns:oel="http://schemas.microsoft.com/office/2019/extlst" xmlns:r="http://schemas.openxmlformats.org/officeDocument/2006/relationships" xmlns:m="http://schemas.openxmlformats.org/officeDocument/2006/math" xmlns:v="urn:schemas-microsoft-com:vml" xmlns:wp14="http://schemas.microsoft.com/office/word/2010/wordprocessingDrawing" xmlns:wp="http://schemas.openxmlformats.org/drawingml/2006/wordprocessingDrawing" xmlns:w10="urn:schemas-microsoft-com:office:word" xmlns:w="http://schemas.openxmlformats.org/wordprocessingml/2006/main" xmlns:w14="http://schemas.microsoft.com/office/word/2010/wordml" xmlns:w15="http://schemas.microsoft.com/office/word/2012/wordml" xmlns:w16cex="http://schemas.microsoft.com/office/word/2018/wordml/cex" xmlns:w16cid="http://schemas.microsoft.com/office/word/2016/wordml/cid" xmlns:w16="http://schemas.microsoft.com/office/word/2018/wordml" xmlns:w16du="http://schemas.microsoft.com/office/word/2023/wordml/word16du" xmlns:w16sdtdh="http://schemas.microsoft.com/office/word/2020/wordml/sdtdatahash" xmlns:w16sdtfl="http://schemas.microsoft.com/office/word/2024/wordml/sdtformatlock" xmlns:w16se="http://schemas.microsoft.com/office/word/2015/wordml/symex" xmlns:wpg="http://schemas.microsoft.com/office/word/2010/wordprocessingGroup" xmlns:wpi="http://schemas.microsoft.com/office/word/2010/wordprocessingInk" xmlns:wne="http://schemas.microsoft.com/office/word/2006/wordml" xmlns:wps="http://schemas.microsoft.com/office/word/2010/wordprocessingShape" mc:Ignorable="w14 w15 w16se w16cid w16 w16cex w16sdtdh w16sdtfl w16du wp14">
   <w:abstractNum w:abstractNumId="0" w15:restartNumberingAfterBreak="0">
     <w:nsid w:val="14356A0F"/>
     <w:multiLevelType w:val="multilevel"/>
@@ -4317,23 +4326,23 @@
       </w:pPr>
     </w:lvl>
   </w:abstractNum>
-  <w:num w:numId="1">
+  <w:num w:numId="1" w16cid:durableId="2018116835">
     <w:abstractNumId w:val="1"/>
   </w:num>
-  <w:num w:numId="2">
+  <w:num w:numId="2" w16cid:durableId="1308433018">
     <w:abstractNumId w:val="0"/>
   </w:num>
-  <w:num w:numId="3">
+  <w:num w:numId="3" w16cid:durableId="1882398745">
     <w:abstractNumId w:val="2"/>
   </w:num>
-  <w:num w:numId="4">
+  <w:num w:numId="4" w16cid:durableId="460535207">
     <w:abstractNumId w:val="3"/>
   </w:num>
 </w:numbering>
 </file>
 
 <file path=word/styles.xml><?xml version="1.0" encoding="utf-8"?>
-<w:styles xmlns:mc="http://schemas.openxmlformats.org/markup-compatibility/2006" xmlns:r="http://schemas.openxmlformats.org/officeDocument/2006/relationships" xmlns:w="http://schemas.openxmlformats.org/wordprocessingml/2006/main" xmlns:w14="http://schemas.microsoft.com/office/word/2010/wordml" xmlns:w15="http://schemas.microsoft.com/office/word/2012/wordml" xmlns:w16se="http://schemas.microsoft.com/office/word/2015/wordml/symex" mc:Ignorable="w14 w15 w16se">
+<w:styles xmlns:mc="http://schemas.openxmlformats.org/markup-compatibility/2006" xmlns:r="http://schemas.openxmlformats.org/officeDocument/2006/relationships" xmlns:w="http://schemas.openxmlformats.org/wordprocessingml/2006/main" xmlns:w14="http://schemas.microsoft.com/office/word/2010/wordml" xmlns:w15="http://schemas.microsoft.com/office/word/2012/wordml" xmlns:w16cex="http://schemas.microsoft.com/office/word/2018/wordml/cex" xmlns:w16cid="http://schemas.microsoft.com/office/word/2016/wordml/cid" xmlns:w16="http://schemas.microsoft.com/office/word/2018/wordml" xmlns:w16du="http://schemas.microsoft.com/office/word/2023/wordml/word16du" xmlns:w16sdtdh="http://schemas.microsoft.com/office/word/2020/wordml/sdtdatahash" xmlns:w16sdtfl="http://schemas.microsoft.com/office/word/2024/wordml/sdtformatlock" xmlns:w16se="http://schemas.microsoft.com/office/word/2015/wordml/symex" mc:Ignorable="w14 w15 w16se w16cid w16 w16cex w16sdtdh w16sdtfl w16du">
   <w:docDefaults>
     <w:rPrDefault>
       <w:rPr>
@@ -4349,7 +4358,7 @@
       </w:pPr>
     </w:pPrDefault>
   </w:docDefaults>
-  <w:latentStyles w:defLockedState="0" w:defUIPriority="99" w:defSemiHidden="0" w:defUnhideWhenUsed="0" w:defQFormat="0" w:count="371">
+  <w:latentStyles w:defLockedState="0" w:defUIPriority="99" w:defSemiHidden="0" w:defUnhideWhenUsed="0" w:defQFormat="0" w:count="376">
     <w:lsdException w:name="Normal" w:uiPriority="0" w:qFormat="1"/>
     <w:lsdException w:name="heading 1" w:uiPriority="9" w:qFormat="1"/>
     <w:lsdException w:name="heading 2" w:semiHidden="1" w:uiPriority="9" w:unhideWhenUsed="1" w:qFormat="1"/>
@@ -4721,6 +4730,11 @@
     <w:lsdException w:name="List Table 5 Dark Accent 6" w:uiPriority="50"/>
     <w:lsdException w:name="List Table 6 Colorful Accent 6" w:uiPriority="51"/>
     <w:lsdException w:name="List Table 7 Colorful Accent 6" w:uiPriority="52"/>
+    <w:lsdException w:name="Mention" w:semiHidden="1" w:unhideWhenUsed="1"/>
+    <w:lsdException w:name="Smart Hyperlink" w:semiHidden="1" w:unhideWhenUsed="1"/>
+    <w:lsdException w:name="Hashtag" w:semiHidden="1" w:unhideWhenUsed="1"/>
+    <w:lsdException w:name="Unresolved Mention" w:semiHidden="1" w:unhideWhenUsed="1"/>
+    <w:lsdException w:name="Smart Link" w:semiHidden="1" w:unhideWhenUsed="1"/>
   </w:latentStyles>
   <w:style w:type="paragraph" w:default="1" w:styleId="Normal">
     <w:name w:val="Normal"/>
